--- a/Тестирование библиотеки.docx
+++ b/Тестирование библиотеки.docx
@@ -44,7 +44,7 @@
           <w:sz w:val="28"/>
           <w:szCs w:val="28"/>
         </w:rPr>
-        <w:t>Для тестирования библиотеки было создан проект модульного теста (.</w:t>
+        <w:t>Для тестирования библиотеки был создан проект модульного теста (.</w:t>
       </w:r>
       <w:r>
         <w:rPr>
@@ -105,65 +105,23 @@
           <w:sz w:val="28"/>
           <w:szCs w:val="28"/>
         </w:rPr>
-        <w:t>Тестовый метод</w:t>
-      </w:r>
-      <w:r>
-        <w:rPr>
-          <w:rFonts w:ascii="Times New Roman" w:hAnsi="Times New Roman" w:cs="Times New Roman"/>
-          <w:sz w:val="28"/>
-          <w:szCs w:val="28"/>
-        </w:rPr>
-        <w:t xml:space="preserve"> </w:t>
-      </w:r>
-      <w:proofErr w:type="gramStart"/>
-      <w:r>
-        <w:rPr>
-          <w:rFonts w:ascii="Times New Roman" w:hAnsi="Times New Roman" w:cs="Times New Roman"/>
-          <w:sz w:val="28"/>
-          <w:szCs w:val="28"/>
-        </w:rPr>
-        <w:t>GetTotalQuantity(</w:t>
-      </w:r>
-      <w:proofErr w:type="gramEnd"/>
-      <w:r>
-        <w:rPr>
-          <w:rFonts w:ascii="Times New Roman" w:hAnsi="Times New Roman" w:cs="Times New Roman"/>
-          <w:sz w:val="28"/>
-          <w:szCs w:val="28"/>
-        </w:rPr>
-        <w:t>)</w:t>
-      </w:r>
-      <w:r>
-        <w:rPr>
-          <w:rFonts w:ascii="Times New Roman" w:hAnsi="Times New Roman" w:cs="Times New Roman"/>
-          <w:sz w:val="28"/>
-          <w:szCs w:val="28"/>
-        </w:rPr>
-        <w:t xml:space="preserve"> </w:t>
-      </w:r>
-      <w:r>
-        <w:rPr>
-          <w:rFonts w:ascii="Times New Roman" w:hAnsi="Times New Roman" w:cs="Times New Roman"/>
-          <w:sz w:val="28"/>
-          <w:szCs w:val="28"/>
-        </w:rPr>
-        <w:t>сравнивает число и сумму количества товара на складах</w:t>
-      </w:r>
-      <w:r>
-        <w:rPr>
-          <w:rFonts w:ascii="Times New Roman" w:hAnsi="Times New Roman" w:cs="Times New Roman"/>
-          <w:sz w:val="28"/>
-          <w:szCs w:val="28"/>
-        </w:rPr>
-        <w:t xml:space="preserve"> (пройден)</w:t>
-      </w:r>
-      <w:r>
-        <w:rPr>
-          <w:rFonts w:ascii="Times New Roman" w:hAnsi="Times New Roman" w:cs="Times New Roman"/>
-          <w:sz w:val="28"/>
-          <w:szCs w:val="28"/>
-        </w:rPr>
-        <w:t>.</w:t>
+        <w:t xml:space="preserve">Тестовый метод </w:t>
+      </w:r>
+      <w:r>
+        <w:rPr>
+          <w:rFonts w:ascii="Times New Roman" w:hAnsi="Times New Roman" w:cs="Times New Roman"/>
+          <w:sz w:val="28"/>
+          <w:szCs w:val="28"/>
+        </w:rPr>
+        <w:t>GetTotalQuantity()</w:t>
+      </w:r>
+      <w:r>
+        <w:rPr>
+          <w:rFonts w:ascii="Times New Roman" w:hAnsi="Times New Roman" w:cs="Times New Roman"/>
+          <w:sz w:val="28"/>
+          <w:szCs w:val="28"/>
+        </w:rPr>
+        <w:t xml:space="preserve"> сравнивает число и сумму количества товара на складах (пройден).</w:t>
       </w:r>
     </w:p>
     <w:p>
@@ -236,29 +194,7 @@
           <w:szCs w:val="16"/>
           <w:lang w:val="en-US"/>
         </w:rPr>
-        <w:t xml:space="preserve">        public void </w:t>
-      </w:r>
-      <w:proofErr w:type="gramStart"/>
-      <w:r>
-        <w:rPr>
-          <w:rFonts w:ascii="Cascadia Mono" w:hAnsi="Cascadia Mono" w:cs="Cascadia Mono"/>
-          <w:color w:val="000000"/>
-          <w:sz w:val="16"/>
-          <w:szCs w:val="16"/>
-          <w:lang w:val="en-US"/>
-        </w:rPr>
-        <w:t>GetTotalQuantity(</w:t>
-      </w:r>
-      <w:proofErr w:type="gramEnd"/>
-      <w:r>
-        <w:rPr>
-          <w:rFonts w:ascii="Cascadia Mono" w:hAnsi="Cascadia Mono" w:cs="Cascadia Mono"/>
-          <w:color w:val="000000"/>
-          <w:sz w:val="16"/>
-          <w:szCs w:val="16"/>
-          <w:lang w:val="en-US"/>
-        </w:rPr>
-        <w:t>)</w:t>
+        <w:t xml:space="preserve">        public void GetTotalQuantity()</w:t>
       </w:r>
     </w:p>
     <w:p>
@@ -324,26 +260,7 @@
           <w:lang w:val="en-US"/>
         </w:rPr>
         <w:tab/>
-      </w:r>
-      <w:r>
-        <w:rPr>
-          <w:rFonts w:ascii="Cascadia Mono" w:hAnsi="Cascadia Mono" w:cs="Cascadia Mono"/>
-          <w:color w:val="000000"/>
-          <w:sz w:val="16"/>
-          <w:szCs w:val="16"/>
-          <w:lang w:val="en-US"/>
-        </w:rPr>
-        <w:t xml:space="preserve">   </w:t>
-      </w:r>
-      <w:r>
-        <w:rPr>
-          <w:rFonts w:ascii="Cascadia Mono" w:hAnsi="Cascadia Mono" w:cs="Cascadia Mono"/>
-          <w:color w:val="000000"/>
-          <w:sz w:val="16"/>
-          <w:szCs w:val="16"/>
-          <w:lang w:val="en-US"/>
-        </w:rPr>
-        <w:t>var warehouseService = new WarehouseService(_testProducts);</w:t>
+        <w:t xml:space="preserve">   var warehouseService = new WarehouseService(_testProducts);</w:t>
       </w:r>
     </w:p>
     <w:p>
@@ -476,47 +393,21 @@
         </w:rPr>
         <w:t xml:space="preserve">Тестовый метод </w:t>
       </w:r>
-      <w:proofErr w:type="gramStart"/>
-      <w:r>
-        <w:rPr>
-          <w:rFonts w:ascii="Times New Roman" w:hAnsi="Times New Roman" w:cs="Times New Roman"/>
-          <w:sz w:val="28"/>
-          <w:szCs w:val="28"/>
-        </w:rPr>
-        <w:t>GetQuantityByWarehouse(</w:t>
-      </w:r>
-      <w:proofErr w:type="gramEnd"/>
-      <w:r>
-        <w:rPr>
-          <w:rFonts w:ascii="Times New Roman" w:hAnsi="Times New Roman" w:cs="Times New Roman"/>
-          <w:sz w:val="28"/>
-          <w:szCs w:val="28"/>
-        </w:rPr>
-        <w:t>)</w:t>
-      </w:r>
-      <w:r>
-        <w:rPr>
-          <w:rFonts w:ascii="Times New Roman" w:hAnsi="Times New Roman" w:cs="Times New Roman"/>
-          <w:sz w:val="28"/>
-          <w:szCs w:val="28"/>
-        </w:rPr>
-        <w:t xml:space="preserve"> сравнивает числ</w:t>
-      </w:r>
-      <w:r>
-        <w:rPr>
-          <w:rFonts w:ascii="Times New Roman" w:hAnsi="Times New Roman" w:cs="Times New Roman"/>
-          <w:sz w:val="28"/>
-          <w:szCs w:val="28"/>
-        </w:rPr>
-        <w:t>а</w:t>
-      </w:r>
-      <w:r>
-        <w:rPr>
-          <w:rFonts w:ascii="Times New Roman" w:hAnsi="Times New Roman" w:cs="Times New Roman"/>
-          <w:sz w:val="28"/>
-          <w:szCs w:val="28"/>
-        </w:rPr>
-        <w:t xml:space="preserve"> и сумму количества товара </w:t>
+      <w:r>
+        <w:rPr>
+          <w:rFonts w:ascii="Times New Roman" w:hAnsi="Times New Roman" w:cs="Times New Roman"/>
+          <w:sz w:val="28"/>
+          <w:szCs w:val="28"/>
+        </w:rPr>
+        <w:t>GetQuantityByWarehouse()</w:t>
+      </w:r>
+      <w:r>
+        <w:rPr>
+          <w:rFonts w:ascii="Times New Roman" w:hAnsi="Times New Roman" w:cs="Times New Roman"/>
+          <w:sz w:val="28"/>
+          <w:szCs w:val="28"/>
+        </w:rPr>
+        <w:t xml:space="preserve"> сравнивает числа и сумму количества товара </w:t>
       </w:r>
       <w:r>
         <w:rPr>
@@ -605,29 +496,7 @@
           <w:szCs w:val="16"/>
           <w:lang w:val="en-US"/>
         </w:rPr>
-        <w:t xml:space="preserve">        public void </w:t>
-      </w:r>
-      <w:proofErr w:type="gramStart"/>
-      <w:r>
-        <w:rPr>
-          <w:rFonts w:ascii="Cascadia Mono" w:hAnsi="Cascadia Mono" w:cs="Cascadia Mono"/>
-          <w:color w:val="000000"/>
-          <w:sz w:val="16"/>
-          <w:szCs w:val="16"/>
-          <w:lang w:val="en-US"/>
-        </w:rPr>
-        <w:t>GetQuantityByWarehouse(</w:t>
-      </w:r>
-      <w:proofErr w:type="gramEnd"/>
-      <w:r>
-        <w:rPr>
-          <w:rFonts w:ascii="Cascadia Mono" w:hAnsi="Cascadia Mono" w:cs="Cascadia Mono"/>
-          <w:color w:val="000000"/>
-          <w:sz w:val="16"/>
-          <w:szCs w:val="16"/>
-          <w:lang w:val="en-US"/>
-        </w:rPr>
-        <w:t>)</w:t>
+        <w:t xml:space="preserve">        public void GetQuantityByWarehouse()</w:t>
       </w:r>
     </w:p>
     <w:p>
@@ -867,25 +736,14 @@
         </w:rPr>
         <w:t xml:space="preserve">Тестовый метод </w:t>
       </w:r>
-      <w:proofErr w:type="gramStart"/>
-      <w:r>
-        <w:rPr>
-          <w:rFonts w:ascii="Times New Roman" w:hAnsi="Times New Roman" w:cs="Times New Roman"/>
-          <w:color w:val="000000"/>
-          <w:sz w:val="28"/>
-          <w:szCs w:val="28"/>
-        </w:rPr>
-        <w:t>GetTotalCost(</w:t>
-      </w:r>
-      <w:proofErr w:type="gramEnd"/>
-      <w:r>
-        <w:rPr>
-          <w:rFonts w:ascii="Times New Roman" w:hAnsi="Times New Roman" w:cs="Times New Roman"/>
-          <w:color w:val="000000"/>
-          <w:sz w:val="28"/>
-          <w:szCs w:val="28"/>
-        </w:rPr>
-        <w:t>)</w:t>
+      <w:r>
+        <w:rPr>
+          <w:rFonts w:ascii="Times New Roman" w:hAnsi="Times New Roman" w:cs="Times New Roman"/>
+          <w:color w:val="000000"/>
+          <w:sz w:val="28"/>
+          <w:szCs w:val="28"/>
+        </w:rPr>
+        <w:t>GetTotalCost()</w:t>
       </w:r>
       <w:r>
         <w:rPr>
@@ -948,80 +806,66 @@
           <w:color w:val="000000"/>
           <w:sz w:val="14"/>
           <w:szCs w:val="14"/>
-          <w:lang w:val="en-US"/>
-        </w:rPr>
-      </w:pPr>
-    </w:p>
-    <w:p>
-      <w:pPr>
-        <w:autoSpaceDE w:val="0"/>
-        <w:autoSpaceDN w:val="0"/>
-        <w:adjustRightInd w:val="0"/>
-        <w:spacing w:after="0" w:line="240" w:lineRule="auto"/>
-        <w:rPr>
-          <w:rFonts w:ascii="Cascadia Mono" w:hAnsi="Cascadia Mono" w:cs="Cascadia Mono"/>
-          <w:color w:val="000000"/>
-          <w:sz w:val="16"/>
-          <w:szCs w:val="16"/>
-          <w:lang w:val="en-US"/>
-        </w:rPr>
-      </w:pPr>
-      <w:r>
-        <w:rPr>
-          <w:rFonts w:ascii="Cascadia Mono" w:hAnsi="Cascadia Mono" w:cs="Cascadia Mono"/>
-          <w:color w:val="000000"/>
-          <w:sz w:val="16"/>
-          <w:szCs w:val="16"/>
-          <w:lang w:val="en-US"/>
-        </w:rPr>
-        <w:t xml:space="preserve">        [TestMethod]</w:t>
-      </w:r>
-    </w:p>
-    <w:p>
-      <w:pPr>
-        <w:autoSpaceDE w:val="0"/>
-        <w:autoSpaceDN w:val="0"/>
-        <w:adjustRightInd w:val="0"/>
-        <w:spacing w:after="0" w:line="240" w:lineRule="auto"/>
-        <w:rPr>
-          <w:rFonts w:ascii="Cascadia Mono" w:hAnsi="Cascadia Mono" w:cs="Cascadia Mono"/>
-          <w:color w:val="000000"/>
-          <w:sz w:val="16"/>
-          <w:szCs w:val="16"/>
-          <w:lang w:val="en-US"/>
-        </w:rPr>
-      </w:pPr>
-      <w:r>
-        <w:rPr>
-          <w:rFonts w:ascii="Cascadia Mono" w:hAnsi="Cascadia Mono" w:cs="Cascadia Mono"/>
-          <w:color w:val="000000"/>
-          <w:sz w:val="16"/>
-          <w:szCs w:val="16"/>
-          <w:lang w:val="en-US"/>
-        </w:rPr>
-        <w:t xml:space="preserve">        public void </w:t>
-      </w:r>
-      <w:proofErr w:type="gramStart"/>
-      <w:r>
-        <w:rPr>
-          <w:rFonts w:ascii="Cascadia Mono" w:hAnsi="Cascadia Mono" w:cs="Cascadia Mono"/>
-          <w:color w:val="000000"/>
-          <w:sz w:val="16"/>
-          <w:szCs w:val="16"/>
-          <w:lang w:val="en-US"/>
-        </w:rPr>
-        <w:t>GetTotalCost(</w:t>
-      </w:r>
-      <w:proofErr w:type="gramEnd"/>
-      <w:r>
-        <w:rPr>
-          <w:rFonts w:ascii="Cascadia Mono" w:hAnsi="Cascadia Mono" w:cs="Cascadia Mono"/>
-          <w:color w:val="000000"/>
-          <w:sz w:val="16"/>
-          <w:szCs w:val="16"/>
-          <w:lang w:val="en-US"/>
-        </w:rPr>
-        <w:t>)</w:t>
+        </w:rPr>
+      </w:pPr>
+    </w:p>
+    <w:p>
+      <w:pPr>
+        <w:autoSpaceDE w:val="0"/>
+        <w:autoSpaceDN w:val="0"/>
+        <w:adjustRightInd w:val="0"/>
+        <w:spacing w:after="0" w:line="240" w:lineRule="auto"/>
+        <w:rPr>
+          <w:rFonts w:ascii="Cascadia Mono" w:hAnsi="Cascadia Mono" w:cs="Cascadia Mono"/>
+          <w:color w:val="000000"/>
+          <w:sz w:val="16"/>
+          <w:szCs w:val="16"/>
+          <w:lang w:val="en-US"/>
+        </w:rPr>
+      </w:pPr>
+      <w:r>
+        <w:rPr>
+          <w:rFonts w:ascii="Cascadia Mono" w:hAnsi="Cascadia Mono" w:cs="Cascadia Mono"/>
+          <w:color w:val="000000"/>
+          <w:sz w:val="16"/>
+          <w:szCs w:val="16"/>
+        </w:rPr>
+        <w:t xml:space="preserve">        </w:t>
+      </w:r>
+      <w:r>
+        <w:rPr>
+          <w:rFonts w:ascii="Cascadia Mono" w:hAnsi="Cascadia Mono" w:cs="Cascadia Mono"/>
+          <w:color w:val="000000"/>
+          <w:sz w:val="16"/>
+          <w:szCs w:val="16"/>
+          <w:lang w:val="en-US"/>
+        </w:rPr>
+        <w:t>[TestMethod]</w:t>
+      </w:r>
+    </w:p>
+    <w:p>
+      <w:pPr>
+        <w:autoSpaceDE w:val="0"/>
+        <w:autoSpaceDN w:val="0"/>
+        <w:adjustRightInd w:val="0"/>
+        <w:spacing w:after="0" w:line="240" w:lineRule="auto"/>
+        <w:rPr>
+          <w:rFonts w:ascii="Cascadia Mono" w:hAnsi="Cascadia Mono" w:cs="Cascadia Mono"/>
+          <w:color w:val="000000"/>
+          <w:sz w:val="16"/>
+          <w:szCs w:val="16"/>
+          <w:lang w:val="en-US"/>
+        </w:rPr>
+      </w:pPr>
+      <w:r>
+        <w:rPr>
+          <w:rFonts w:ascii="Cascadia Mono" w:hAnsi="Cascadia Mono" w:cs="Cascadia Mono"/>
+          <w:color w:val="000000"/>
+          <w:sz w:val="16"/>
+          <w:szCs w:val="16"/>
+          <w:lang w:val="en-US"/>
+        </w:rPr>
+        <w:t xml:space="preserve">        public void GetTotalCost()</w:t>
       </w:r>
     </w:p>
     <w:p>
@@ -1195,6 +1039,7 @@
       <w:r>
         <w:rPr>
           <w:rFonts w:ascii="Times New Roman" w:hAnsi="Times New Roman" w:cs="Times New Roman"/>
+          <w:noProof/>
           <w:sz w:val="28"/>
           <w:szCs w:val="28"/>
         </w:rPr>
